--- a/uploads/Proposta/Proposta_SET EXPO _.docx
+++ b/uploads/Proposta/Proposta_SET EXPO _.docx
@@ -389,7 +389,7 @@
                 <w:szCs w:val="24"/>
                 <w:u w:val="single"/>
               </w:rPr>
-              <w:t xml:space="preserve">15/08/2025 ATÉ: 15/08/2025</w:t>
+              <w:t xml:space="preserve">14/08/2026 ATÉ: 14/08/2026</w:t>
             </w:r>
           </w:p>
         </w:tc>
@@ -445,7 +445,7 @@
                 <w:szCs w:val="24"/>
                 <w:u w:val="single"/>
               </w:rPr>
-              <w:t xml:space="preserve">16/08/2025 ATÉ: 18/08/2025</w:t>
+              <w:t xml:space="preserve">15/08/2026 ATÉ: 17/08/2026</w:t>
             </w:r>
           </w:p>
         </w:tc>
@@ -501,7 +501,7 @@
                 <w:szCs w:val="24"/>
                 <w:u w:val="single"/>
               </w:rPr>
-              <w:t xml:space="preserve">18/08/2025 ATÉ: 21/08/2025</w:t>
+              <w:t xml:space="preserve">18/08/2026 ATÉ: 20/08/2026</w:t>
             </w:r>
           </w:p>
         </w:tc>
@@ -564,7 +564,7 @@
                 <w:szCs w:val="24"/>
                 <w:u w:val="single"/>
               </w:rPr>
-              <w:t xml:space="preserve">22/08/2025 ATÉ: 22/08/2025</w:t>
+              <w:t xml:space="preserve">21/08/2026 ATÉ: 21/08/2026</w:t>
             </w:r>
           </w:p>
         </w:tc>
@@ -944,7 +944,7 @@
           <w:sz w:val="24"/>
           <w:szCs w:val="24"/>
         </w:rPr>
-        <w:t xml:space="preserve">• 1 TéCnico De Ti, (COORDENADOR), 4 Diária(s), de: 18/08/2025 até: 21/08/2025</w:t>
+        <w:t xml:space="preserve">• 2 Recepcionista Mono, (ACESSO FEIRA), 4 Diária(s), de: 17/08/2026 até: 20/08/2026</w:t>
       </w:r>
     </w:p>
     <w:p>
@@ -964,7 +964,7 @@
           <w:sz w:val="24"/>
           <w:szCs w:val="24"/>
         </w:rPr>
-        <w:t xml:space="preserve">• 4 Recepcionista Mono, (CREDENCIAMENTO), 1 Diária(s), de: 18/08/2025 até: 18/08/2025</w:t>
+        <w:t xml:space="preserve">• 1 Recepcionista Mono, (ACESSO HOLIDAY INN), 4 Diária(s), de: 17/08/2026 até: 20/08/2026</w:t>
       </w:r>
     </w:p>
     <w:p>
@@ -984,7 +984,7 @@
           <w:sz w:val="24"/>
           <w:szCs w:val="24"/>
         </w:rPr>
-        <w:t xml:space="preserve">• 1 Recepcionista BilíNgue, (NOVOS INSCRITOS), 4 Diária(s), de: 18/08/2025 até: 21/08/2025</w:t>
+        <w:t xml:space="preserve">• 1 Recepcionista BilíNgue, (AUTO CREDENCIAMENTO), 4 Diária(s), de: 17/08/2026 até: 20/08/2026</w:t>
       </w:r>
     </w:p>
     <w:p>
@@ -1004,7 +1004,7 @@
           <w:sz w:val="24"/>
           <w:szCs w:val="24"/>
         </w:rPr>
-        <w:t xml:space="preserve">• 1 Recepcionista Mono, (NOVOS INSCRITOS), 4 Diária(s), de: 18/08/2025 até: 21/08/2025</w:t>
+        <w:t xml:space="preserve">• 1 TéCnico De Ti, (COORDENADOR), 6 Diária(s), de: 15/08/2026 até: 20/08/2026</w:t>
       </w:r>
     </w:p>
     <w:p>
@@ -1024,7 +1024,7 @@
           <w:sz w:val="24"/>
           <w:szCs w:val="24"/>
         </w:rPr>
-        <w:t xml:space="preserve">• 2 Recepcionista BilíNgue, (PALESTRANTES), 4 Diária(s), de: 18/08/2025 até: 21/08/2025</w:t>
+        <w:t xml:space="preserve">• 2 Recepcionista Mono, (CRED HOLIDAY INN), 4 Diária(s), de: 17/08/2026 até: 20/08/2026</w:t>
       </w:r>
     </w:p>
     <w:p>
@@ -1044,7 +1044,7 @@
           <w:sz w:val="24"/>
           <w:szCs w:val="24"/>
         </w:rPr>
-        <w:t xml:space="preserve">• 2 TéCnico De Ti, 4 Diária(s), de: 18/08/2025 até: 21/08/2025</w:t>
+        <w:t xml:space="preserve">• 4 Recepcionista Mono, (CREDENCIAMENTO), 2 Diária(s), de: 17/08/2026 até: 18/08/2026</w:t>
       </w:r>
     </w:p>
     <w:p>
@@ -1064,7 +1064,7 @@
           <w:sz w:val="24"/>
           <w:szCs w:val="24"/>
         </w:rPr>
-        <w:t xml:space="preserve">• 1 Recepcionista BilíNgue, (TOTEM), 4 Diária(s), de: 18/08/2025 até: 21/08/2025</w:t>
+        <w:t xml:space="preserve">• 4 Recepcionista Mono, (CREDENCIAMENTO), 4 Diária(s), de: 17/08/2026 até: 20/08/2026</w:t>
       </w:r>
     </w:p>
     <w:p>
@@ -1084,7 +1084,7 @@
           <w:sz w:val="24"/>
           <w:szCs w:val="24"/>
         </w:rPr>
-        <w:t xml:space="preserve">• 3 Recepcionista Mono, (TOTEM), 4 Diária(s), de: 18/08/2025 até: 21/08/2025</w:t>
+        <w:t xml:space="preserve">• 2 Recepcionista BilíNgue, (PALESTRANTES), 2 Diária(s), de: 19/08/2026 até: 20/08/2026</w:t>
       </w:r>
     </w:p>
     <w:p>
@@ -1104,7 +1104,7 @@
           <w:sz w:val="24"/>
           <w:szCs w:val="24"/>
         </w:rPr>
-        <w:t xml:space="preserve">• 1 Recepcionista BilíNgue, (TRIAGEM), 4 Diária(s), de: 18/08/2025 até: 21/08/2025</w:t>
+        <w:t xml:space="preserve">• 4 Recepcionista BilíNgue, (PALESTRANTES), 2 Diária(s), de: 17/03/2026 até: 18/03/2026</w:t>
       </w:r>
     </w:p>
     <w:p>
@@ -1124,7 +1124,107 @@
           <w:sz w:val="24"/>
           <w:szCs w:val="24"/>
         </w:rPr>
-        <w:t xml:space="preserve">• 1 Recepcionista Mono, (TRIAGEM), 4 Diária(s), de: 18/08/2025 até: 21/08/2025</w:t>
+        <w:t xml:space="preserve">• 1 Coordenador De Staff, 4 Diária(s), de: 17/08/2026 até: 20/08/2026</w:t>
+      </w:r>
+    </w:p>
+    <w:p>
+      <w:pPr>
+        <w:pStyle w:val="PargrafodaLista"/>
+        <w:spacing w:line="285" w:lineRule="atLeast"/>
+        <w:ind w:left="0"/>
+        <w:rPr>
+          <w:rFonts w:ascii="Abel" w:hAnsi="Abel"/>
+          <w:sz w:val="24"/>
+          <w:szCs w:val="24"/>
+        </w:rPr>
+      </w:pPr>
+      <w:r>
+        <w:rPr>
+          <w:rFonts w:ascii="Abel" w:hAnsi="Abel"/>
+          <w:sz w:val="24"/>
+          <w:szCs w:val="24"/>
+        </w:rPr>
+        <w:t xml:space="preserve">• 2 TéCnico De Ti, 5 Diária(s), de: 16/08/2026 até: 20/08/2026</w:t>
+      </w:r>
+    </w:p>
+    <w:p>
+      <w:pPr>
+        <w:pStyle w:val="PargrafodaLista"/>
+        <w:spacing w:line="285" w:lineRule="atLeast"/>
+        <w:ind w:left="0"/>
+        <w:rPr>
+          <w:rFonts w:ascii="Abel" w:hAnsi="Abel"/>
+          <w:sz w:val="24"/>
+          <w:szCs w:val="24"/>
+        </w:rPr>
+      </w:pPr>
+      <w:r>
+        <w:rPr>
+          <w:rFonts w:ascii="Abel" w:hAnsi="Abel"/>
+          <w:sz w:val="24"/>
+          <w:szCs w:val="24"/>
+        </w:rPr>
+        <w:t xml:space="preserve">• 1 Recepcionista BilíNgue, (TOTENS), 4 Diária(s), de: 17/08/2026 até: 20/08/2026</w:t>
+      </w:r>
+    </w:p>
+    <w:p>
+      <w:pPr>
+        <w:pStyle w:val="PargrafodaLista"/>
+        <w:spacing w:line="285" w:lineRule="atLeast"/>
+        <w:ind w:left="0"/>
+        <w:rPr>
+          <w:rFonts w:ascii="Abel" w:hAnsi="Abel"/>
+          <w:sz w:val="24"/>
+          <w:szCs w:val="24"/>
+        </w:rPr>
+      </w:pPr>
+      <w:r>
+        <w:rPr>
+          <w:rFonts w:ascii="Abel" w:hAnsi="Abel"/>
+          <w:sz w:val="24"/>
+          <w:szCs w:val="24"/>
+        </w:rPr>
+        <w:t xml:space="preserve">• 3 Recepcionista Mono, (TOTENS), 4 Diária(s), de: 17/08/2026 até: 20/08/2026</w:t>
+      </w:r>
+    </w:p>
+    <w:p>
+      <w:pPr>
+        <w:pStyle w:val="PargrafodaLista"/>
+        <w:spacing w:line="285" w:lineRule="atLeast"/>
+        <w:ind w:left="0"/>
+        <w:rPr>
+          <w:rFonts w:ascii="Abel" w:hAnsi="Abel"/>
+          <w:sz w:val="24"/>
+          <w:szCs w:val="24"/>
+        </w:rPr>
+      </w:pPr>
+      <w:r>
+        <w:rPr>
+          <w:rFonts w:ascii="Abel" w:hAnsi="Abel"/>
+          <w:sz w:val="24"/>
+          <w:szCs w:val="24"/>
+        </w:rPr>
+        <w:t xml:space="preserve">• 2 Recepcionista BilíNgue, (TRIAGEM), 4 Diária(s), de: 17/08/2026 até: 20/08/2026</w:t>
+      </w:r>
+    </w:p>
+    <w:p>
+      <w:pPr>
+        <w:pStyle w:val="PargrafodaLista"/>
+        <w:spacing w:line="285" w:lineRule="atLeast"/>
+        <w:ind w:left="0"/>
+        <w:rPr>
+          <w:rFonts w:ascii="Abel" w:hAnsi="Abel"/>
+          <w:sz w:val="24"/>
+          <w:szCs w:val="24"/>
+        </w:rPr>
+      </w:pPr>
+      <w:r>
+        <w:rPr>
+          <w:rFonts w:ascii="Abel" w:hAnsi="Abel"/>
+          <w:sz w:val="24"/>
+          <w:szCs w:val="24"/>
+        </w:rPr>
+        <w:t xml:space="preserve">• 2 Recepcionista Mono, (TRIAGEM), 4 Diária(s), de: 17/08/2026 até: 20/08/2026</w:t>
       </w:r>
     </w:p>
     <w:p>
@@ -1217,7 +1317,7 @@
           <w:sz w:val="24"/>
           <w:szCs w:val="24"/>
         </w:rPr>
-        <w:t xml:space="preserve">• 1 Rede, 1 Diária(s), de: 17/08/2025 até: 17/08/2025</w:t>
+        <w:t xml:space="preserve">• 1 Celular Leitor, (ACESSO HOLIDAY INN), 4 Diária(s), de: 17/08/2026 até: 20/08/2026</w:t>
       </w:r>
     </w:p>
     <w:p>
@@ -1237,7 +1337,7 @@
           <w:sz w:val="24"/>
           <w:szCs w:val="24"/>
         </w:rPr>
-        <w:t xml:space="preserve">• 2 Impressora De Etiqueta, (PALESTRANTES), 4 Diária(s), de: 18/08/2025 até: 21/08/2025</w:t>
+        <w:t xml:space="preserve">• 1 Rede, 1 Diária(s), de: 17/08/2026 até: 17/08/2026</w:t>
       </w:r>
     </w:p>
     <w:p>
@@ -1257,7 +1357,7 @@
           <w:sz w:val="24"/>
           <w:szCs w:val="24"/>
         </w:rPr>
-        <w:t xml:space="preserve">• 2 Notebook, (PALESTRANTES), 4 Diária(s), de: 18/08/2025 até: 21/08/2025</w:t>
+        <w:t xml:space="preserve">• 1 Sistema De Credenciamento, 1 Diária(s), de: 14/08/2026 até: 14/08/2026</w:t>
       </w:r>
     </w:p>
     <w:p>
@@ -1277,7 +1377,7 @@
           <w:sz w:val="24"/>
           <w:szCs w:val="24"/>
         </w:rPr>
-        <w:t xml:space="preserve">• 2 Suprimentos, 1 Diária(s), de: 17/08/2025 até: 17/08/2025</w:t>
+        <w:t xml:space="preserve">• 1 Suprimentos, 1 Diária(s), de: 17/08/2026 até: 17/08/2026</w:t>
       </w:r>
     </w:p>
     <w:p>
@@ -1297,7 +1397,7 @@
           <w:sz w:val="24"/>
           <w:szCs w:val="24"/>
         </w:rPr>
-        <w:t xml:space="preserve">• 2 Totem Completo, (ACESSO DA FEIRA), 3 Diária(s), de: 19/08/2025 até: 21/08/2025</w:t>
+        <w:t xml:space="preserve">• 2 Celular Leitor, (ACESSO FEIRA), 4 Diária(s), de: 17/08/2026 até: 20/08/2026</w:t>
       </w:r>
     </w:p>
     <w:p>
@@ -1317,7 +1417,7 @@
           <w:sz w:val="24"/>
           <w:szCs w:val="24"/>
         </w:rPr>
-        <w:t xml:space="preserve">• 2 Totem Completo, (PORTA DE SALA), 4 Diária(s), de: 18/08/2025 até: 21/08/2025</w:t>
+        <w:t xml:space="preserve">• 2 Impressora De Etiqueta, (CRED HOLIDAY INN), 4 Diária(s), de: 17/08/2026 até: 20/08/2026</w:t>
       </w:r>
     </w:p>
     <w:p>
@@ -1337,7 +1437,7 @@
           <w:sz w:val="24"/>
           <w:szCs w:val="24"/>
         </w:rPr>
-        <w:t xml:space="preserve">• 4 Impressora De Etiqueta, (CREDENCIAMENTO), 4 Diária(s), de: 18/08/2025 até: 21/08/2025</w:t>
+        <w:t xml:space="preserve">• 2 Impressora De Etiqueta, (PALESTRANTES), 2 Diária(s), de: 19/08/2026 até: 20/08/2026</w:t>
       </w:r>
     </w:p>
     <w:p>
@@ -1357,7 +1457,7 @@
           <w:sz w:val="24"/>
           <w:szCs w:val="24"/>
         </w:rPr>
-        <w:t xml:space="preserve">• 4 Notebook, (CREDENCIAMENTO), 4 Diária(s), de: 18/08/2025 até: 21/08/2025</w:t>
+        <w:t xml:space="preserve">• 2 Impressora De Etiqueta, 2 Diária(s), de: 17/08/2026 até: 18/08/2026</w:t>
       </w:r>
     </w:p>
     <w:p>
@@ -1377,7 +1477,7 @@
           <w:sz w:val="24"/>
           <w:szCs w:val="24"/>
         </w:rPr>
-        <w:t xml:space="preserve">• 6 Notebook, (NOVOS INSCRITOS), 4 Diária(s), de: 18/08/2025 até: 21/08/2025</w:t>
+        <w:t xml:space="preserve">• 2 Notebook, (CRED HOLIDAY INN), 4 Diária(s), de: 17/08/2026 até: 20/08/2026</w:t>
       </w:r>
     </w:p>
     <w:p>
@@ -1397,7 +1497,167 @@
           <w:sz w:val="24"/>
           <w:szCs w:val="24"/>
         </w:rPr>
-        <w:t xml:space="preserve">• 6 Totem Completo, (AUTO ATENDIMENT), 4 Diária(s), de: 18/08/2025 até: 21/08/2025</w:t>
+        <w:t xml:space="preserve">• 2 Notebook, (PALESTRANTES), 2 Diária(s), de: 19/08/2026 até: 20/08/2026</w:t>
+      </w:r>
+    </w:p>
+    <w:p>
+      <w:pPr>
+        <w:pStyle w:val="PargrafodaLista"/>
+        <w:spacing w:line="285" w:lineRule="atLeast"/>
+        <w:ind w:left="0"/>
+        <w:rPr>
+          <w:rFonts w:ascii="Abel" w:hAnsi="Abel"/>
+          <w:sz w:val="24"/>
+          <w:szCs w:val="24"/>
+        </w:rPr>
+      </w:pPr>
+      <w:r>
+        <w:rPr>
+          <w:rFonts w:ascii="Abel" w:hAnsi="Abel"/>
+          <w:sz w:val="24"/>
+          <w:szCs w:val="24"/>
+        </w:rPr>
+        <w:t xml:space="preserve">• 3 Celular Leitor, (ACESSO SALAS), 4 Diária(s), de: 17/08/2026 até: 20/08/2026</w:t>
+      </w:r>
+    </w:p>
+    <w:p>
+      <w:pPr>
+        <w:pStyle w:val="PargrafodaLista"/>
+        <w:spacing w:line="285" w:lineRule="atLeast"/>
+        <w:ind w:left="0"/>
+        <w:rPr>
+          <w:rFonts w:ascii="Abel" w:hAnsi="Abel"/>
+          <w:sz w:val="24"/>
+          <w:szCs w:val="24"/>
+        </w:rPr>
+      </w:pPr>
+      <w:r>
+        <w:rPr>
+          <w:rFonts w:ascii="Abel" w:hAnsi="Abel"/>
+          <w:sz w:val="24"/>
+          <w:szCs w:val="24"/>
+        </w:rPr>
+        <w:t xml:space="preserve">• 4 Impressora De Etiqueta, (CREDENCIAMENTO), 4 Diária(s), de: 17/08/2026 até: 20/08/2026</w:t>
+      </w:r>
+    </w:p>
+    <w:p>
+      <w:pPr>
+        <w:pStyle w:val="PargrafodaLista"/>
+        <w:spacing w:line="285" w:lineRule="atLeast"/>
+        <w:ind w:left="0"/>
+        <w:rPr>
+          <w:rFonts w:ascii="Abel" w:hAnsi="Abel"/>
+          <w:sz w:val="24"/>
+          <w:szCs w:val="24"/>
+        </w:rPr>
+      </w:pPr>
+      <w:r>
+        <w:rPr>
+          <w:rFonts w:ascii="Abel" w:hAnsi="Abel"/>
+          <w:sz w:val="24"/>
+          <w:szCs w:val="24"/>
+        </w:rPr>
+        <w:t xml:space="preserve">• 4 Impressora De Etiqueta, (PALESTRANTES), 2 Diária(s), de: 17/08/2026 até: 18/08/2026</w:t>
+      </w:r>
+    </w:p>
+    <w:p>
+      <w:pPr>
+        <w:pStyle w:val="PargrafodaLista"/>
+        <w:spacing w:line="285" w:lineRule="atLeast"/>
+        <w:ind w:left="0"/>
+        <w:rPr>
+          <w:rFonts w:ascii="Abel" w:hAnsi="Abel"/>
+          <w:sz w:val="24"/>
+          <w:szCs w:val="24"/>
+        </w:rPr>
+      </w:pPr>
+      <w:r>
+        <w:rPr>
+          <w:rFonts w:ascii="Abel" w:hAnsi="Abel"/>
+          <w:sz w:val="24"/>
+          <w:szCs w:val="24"/>
+        </w:rPr>
+        <w:t xml:space="preserve">• 4 Notebook, (CREDENCIAMENTO), 2 Diária(s), de: 17/08/2026 até: 18/08/2026</w:t>
+      </w:r>
+    </w:p>
+    <w:p>
+      <w:pPr>
+        <w:pStyle w:val="PargrafodaLista"/>
+        <w:spacing w:line="285" w:lineRule="atLeast"/>
+        <w:ind w:left="0"/>
+        <w:rPr>
+          <w:rFonts w:ascii="Abel" w:hAnsi="Abel"/>
+          <w:sz w:val="24"/>
+          <w:szCs w:val="24"/>
+        </w:rPr>
+      </w:pPr>
+      <w:r>
+        <w:rPr>
+          <w:rFonts w:ascii="Abel" w:hAnsi="Abel"/>
+          <w:sz w:val="24"/>
+          <w:szCs w:val="24"/>
+        </w:rPr>
+        <w:t xml:space="preserve">• 4 Notebook, (CREDENCIAMENTO), 4 Diária(s), de: 17/08/2026 até: 20/08/2026</w:t>
+      </w:r>
+    </w:p>
+    <w:p>
+      <w:pPr>
+        <w:pStyle w:val="PargrafodaLista"/>
+        <w:spacing w:line="285" w:lineRule="atLeast"/>
+        <w:ind w:left="0"/>
+        <w:rPr>
+          <w:rFonts w:ascii="Abel" w:hAnsi="Abel"/>
+          <w:sz w:val="24"/>
+          <w:szCs w:val="24"/>
+        </w:rPr>
+      </w:pPr>
+      <w:r>
+        <w:rPr>
+          <w:rFonts w:ascii="Abel" w:hAnsi="Abel"/>
+          <w:sz w:val="24"/>
+          <w:szCs w:val="24"/>
+        </w:rPr>
+        <w:t xml:space="preserve">• 4 Notebook, (PALESTRANTES), 2 Diária(s), de: 17/08/2026 até: 18/08/2026</w:t>
+      </w:r>
+    </w:p>
+    <w:p>
+      <w:pPr>
+        <w:pStyle w:val="PargrafodaLista"/>
+        <w:spacing w:line="285" w:lineRule="atLeast"/>
+        <w:ind w:left="0"/>
+        <w:rPr>
+          <w:rFonts w:ascii="Abel" w:hAnsi="Abel"/>
+          <w:sz w:val="24"/>
+          <w:szCs w:val="24"/>
+        </w:rPr>
+      </w:pPr>
+      <w:r>
+        <w:rPr>
+          <w:rFonts w:ascii="Abel" w:hAnsi="Abel"/>
+          <w:sz w:val="24"/>
+          <w:szCs w:val="24"/>
+        </w:rPr>
+        <w:t xml:space="preserve">• 6 Notebook, (AUTO CREDENCIAMENTO), 4 Diária(s), de: 17/08/2026 até: 20/08/2026</w:t>
+      </w:r>
+    </w:p>
+    <w:p>
+      <w:pPr>
+        <w:pStyle w:val="PargrafodaLista"/>
+        <w:spacing w:line="285" w:lineRule="atLeast"/>
+        <w:ind w:left="0"/>
+        <w:rPr>
+          <w:rFonts w:ascii="Abel" w:hAnsi="Abel"/>
+          <w:sz w:val="24"/>
+          <w:szCs w:val="24"/>
+        </w:rPr>
+      </w:pPr>
+      <w:r>
+        <w:rPr>
+          <w:rFonts w:ascii="Abel" w:hAnsi="Abel"/>
+          <w:sz w:val="24"/>
+          <w:szCs w:val="24"/>
+        </w:rPr>
+        <w:t xml:space="preserve">• 6 Totem Completo, (TOTENS), 4 Diária(s), de: 17/08/2026 até: 20/08/2026</w:t>
       </w:r>
     </w:p>
     <w:p>
@@ -1654,7 +1914,7 @@
           <w:sz w:val="24"/>
           <w:szCs w:val="24"/>
         </w:rPr>
-        <w:t xml:space="preserve">2025</w:t>
+        <w:t xml:space="preserve">2026</w:t>
       </w:r>
       <w:r>
         <w:rPr>
@@ -1672,7 +1932,7 @@
           <w:sz w:val="24"/>
           <w:szCs w:val="24"/>
         </w:rPr>
-        <w:t xml:space="preserve">R$ 57.240,00</w:t>
+        <w:t xml:space="preserve">R$ 106.899,20</w:t>
       </w:r>
       <w:r>
         <w:rPr>
@@ -1851,7 +2111,7 @@
           <w:i/>
           <w:iCs/>
         </w:rPr>
-        <w:t xml:space="preserve">02/03/2026</w:t>
+        <w:t xml:space="preserve">01/04/2026</w:t>
       </w:r>
     </w:p>
     <w:p>
